--- a/docs/field/ArdaLink_Mom_Test_Field_Kit.docx
+++ b/docs/field/ArdaLink_Mom_Test_Field_Kit.docx
@@ -1418,7 +1418,98 @@
           <w:b w:val="0"/>
           <w:i w:val="0"/>
         </w:rPr>
-        <w:t>, not a fact. If a "can they pay" or "can they block" column is still blank at the end, we have a feature, not a service.</w:t>
+        <w:t>, not a fact.</w:t>
+      </w:r>
+    </w:p>
+    <w:p>
+      <w:r>
+        <w:rPr>
+          <w:b/>
+          <w:i w:val="0"/>
+        </w:rPr>
+        <w:t>The model we are testing (state it before every interview, so nobody drifts):</w:t>
+      </w:r>
+    </w:p>
+    <w:p>
+      <w:pPr>
+        <w:ind w:left="454"/>
+      </w:pPr>
+      <w:r>
+        <w:rPr>
+          <w:b w:val="0"/>
+          <w:i/>
+        </w:rPr>
+        <w:t xml:space="preserve">The pastoralist is the </w:t>
+      </w:r>
+      <w:r>
+        <w:rPr>
+          <w:b/>
+          <w:i/>
+        </w:rPr>
+        <w:t>user and the beneficiary</w:t>
+      </w:r>
+      <w:r>
+        <w:rPr>
+          <w:b w:val="0"/>
+          <w:i/>
+        </w:rPr>
+        <w:t xml:space="preserve">, and he </w:t>
+      </w:r>
+      <w:r>
+        <w:rPr>
+          <w:b/>
+          <w:i/>
+        </w:rPr>
+        <w:t>never pays</w:t>
+      </w:r>
+      <w:r>
+        <w:rPr>
+          <w:b w:val="0"/>
+          <w:i/>
+        </w:rPr>
+        <w:t xml:space="preserve">. What he gives is different: </w:t>
+      </w:r>
+      <w:r>
+        <w:rPr>
+          <w:b/>
+          <w:i/>
+        </w:rPr>
+        <w:t>the data</w:t>
+      </w:r>
+      <w:r>
+        <w:rPr>
+          <w:b w:val="0"/>
+          <w:i/>
+        </w:rPr>
+        <w:t xml:space="preserve"> — a one-tap water report, a pest observation, a herd change. What we sell is that stream, in aggregate, to the institutions that need ground truth and currently pay to collect it badly: the county, NDMA, NGOs and their M&amp;E, insurers and research. So there are two sides to validate, and both can kill us: </w:t>
+      </w:r>
+      <w:r>
+        <w:rPr>
+          <w:b/>
+          <w:i/>
+        </w:rPr>
+        <w:t>will he supply?</w:t>
+      </w:r>
+      <w:r>
+        <w:rPr>
+          <w:b w:val="0"/>
+          <w:i/>
+        </w:rPr>
+        <w:t xml:space="preserve"> (this round, the 10 interviews) and </w:t>
+      </w:r>
+      <w:r>
+        <w:rPr>
+          <w:b/>
+          <w:i/>
+        </w:rPr>
+        <w:t>will a buyer pay?</w:t>
+      </w:r>
+      <w:r>
+        <w:rPr>
+          <w:b w:val="0"/>
+          <w:i/>
+        </w:rPr>
+        <w:t xml:space="preserve"> (the 5 ecosystem interviews). A service with no supply is empty; a stream with no buyer is a cost.</w:t>
       </w:r>
     </w:p>
     <w:tbl>
@@ -1554,7 +1645,7 @@
                 <w:i/>
                 <w:sz w:val="13"/>
               </w:rPr>
-              <w:t>How they would use Arda Link</w:t>
+              <w:t>How they relate to Arda Link</w:t>
             </w:r>
           </w:p>
         </w:tc>
@@ -1578,7 +1669,7 @@
                 <w:i/>
                 <w:sz w:val="13"/>
               </w:rPr>
-              <w:t>Can pay?</w:t>
+              <w:t>Gives / pays</w:t>
             </w:r>
           </w:p>
         </w:tc>
@@ -1714,11 +1805,19 @@
             <w:r/>
             <w:r>
               <w:rPr>
-                <w:b w:val="0"/>
+                <w:b/>
                 <w:i w:val="0"/>
                 <w:sz w:val="13"/>
               </w:rPr>
-              <w:t>Owns the animals = the asset base</w:t>
+              <w:t>Gives:</w:t>
+            </w:r>
+            <w:r>
+              <w:rPr>
+                <w:b w:val="0"/>
+                <w:i w:val="0"/>
+                <w:sz w:val="13"/>
+              </w:rPr>
+              <w:t xml:space="preserve"> a one-tap report when he is at the point</w:t>
             </w:r>
           </w:p>
         </w:tc>
@@ -1777,7 +1876,7 @@
                 <w:i w:val="0"/>
                 <w:sz w:val="13"/>
               </w:rPr>
-              <w:t>Young herder (moran/youth) who takes animals out daily</w:t>
+              <w:t>Young herder (moran/youth) with the animals daily</w:t>
             </w:r>
           </w:p>
         </w:tc>
@@ -1849,11 +1948,19 @@
             <w:r/>
             <w:r>
               <w:rPr>
-                <w:b w:val="0"/>
+                <w:b/>
                 <w:i w:val="0"/>
                 <w:sz w:val="13"/>
               </w:rPr>
-              <w:t>Rarely</w:t>
+              <w:t>Gives:</w:t>
+            </w:r>
+            <w:r>
+              <w:rPr>
+                <w:b w:val="0"/>
+                <w:i w:val="0"/>
+                <w:sz w:val="13"/>
+              </w:rPr>
+              <w:t xml:space="preserve"> the most reports, the most often</w:t>
             </w:r>
           </w:p>
         </w:tc>
@@ -1984,11 +2091,19 @@
             <w:r/>
             <w:r>
               <w:rPr>
-                <w:b w:val="0"/>
+                <w:b/>
                 <w:i w:val="0"/>
                 <w:sz w:val="13"/>
               </w:rPr>
-              <w:t>Sometimes — milk money</w:t>
+              <w:t>Gives:</w:t>
+            </w:r>
+            <w:r>
+              <w:rPr>
+                <w:b w:val="0"/>
+                <w:i w:val="0"/>
+                <w:sz w:val="13"/>
+              </w:rPr>
+              <w:t xml:space="preserve"> queue and shoats observations</w:t>
             </w:r>
           </w:p>
         </w:tc>
@@ -2123,7 +2238,7 @@
                 <w:i w:val="0"/>
                 <w:sz w:val="13"/>
               </w:rPr>
-              <w:t>No</w:t>
+              <w:t>Nothing — that is why he never pays</w:t>
             </w:r>
           </w:p>
         </w:tc>
@@ -2254,11 +2369,19 @@
             <w:r/>
             <w:r>
               <w:rPr>
-                <w:b w:val="0"/>
+                <w:b/>
                 <w:i w:val="0"/>
                 <w:sz w:val="13"/>
               </w:rPr>
-              <w:t>Maybe — a small fund</w:t>
+              <w:t>Gives:</w:t>
+            </w:r>
+            <w:r>
+              <w:rPr>
+                <w:b w:val="0"/>
+                <w:i w:val="0"/>
+                <w:sz w:val="13"/>
+              </w:rPr>
+              <w:t xml:space="preserve"> confirms repairs, validates reports</w:t>
             </w:r>
           </w:p>
         </w:tc>
@@ -2389,11 +2512,19 @@
             <w:r/>
             <w:r>
               <w:rPr>
-                <w:b w:val="0"/>
+                <w:b/>
                 <w:i w:val="0"/>
                 <w:sz w:val="13"/>
               </w:rPr>
-              <w:t>Yes — a business</w:t>
+              <w:t>Gives:</w:t>
+            </w:r>
+            <w:r>
+              <w:rPr>
+                <w:b w:val="0"/>
+                <w:i w:val="0"/>
+                <w:sz w:val="13"/>
+              </w:rPr>
+              <w:t xml:space="preserve"> distribution; may part-pay for footfall data</w:t>
             </w:r>
           </w:p>
         </w:tc>
@@ -2433,7 +2564,7 @@
                 <w:i w:val="0"/>
                 <w:sz w:val="13"/>
               </w:rPr>
-              <w:t>Authority + content review</w:t>
+              <w:t>Buyer — data + authority</w:t>
             </w:r>
           </w:p>
         </w:tc>
@@ -2452,7 +2583,7 @@
                 <w:i w:val="0"/>
                 <w:sz w:val="13"/>
               </w:rPr>
-              <w:t>County vet / sub-county livestock officer</w:t>
+              <w:t>County livestock / water department</w:t>
             </w:r>
           </w:p>
         </w:tc>
@@ -2471,7 +2602,7 @@
                 <w:i w:val="0"/>
                 <w:sz w:val="13"/>
               </w:rPr>
-              <w:t>Surveillance, fewer outbreaks</w:t>
+              <w:t>Surveillance, fewer outbreaks, service delivery</w:t>
             </w:r>
           </w:p>
         </w:tc>
@@ -2490,7 +2621,7 @@
                 <w:i w:val="0"/>
                 <w:sz w:val="13"/>
               </w:rPr>
-              <w:t>No ground-level data</w:t>
+              <w:t>Collecting ward ground truth by vehicle and phone</w:t>
             </w:r>
           </w:p>
         </w:tc>
@@ -2509,7 +2640,7 @@
                 <w:i w:val="0"/>
                 <w:sz w:val="13"/>
               </w:rPr>
-              <w:t>Reviews our pest and health wording</w:t>
+              <w:t>Reads or buys the ward-level stream</w:t>
             </w:r>
           </w:p>
         </w:tc>
@@ -2524,11 +2655,19 @@
             <w:r/>
             <w:r>
               <w:rPr>
-                <w:b w:val="0"/>
+                <w:b/>
                 <w:i w:val="0"/>
                 <w:sz w:val="13"/>
               </w:rPr>
-              <w:t>Yes — county budget</w:t>
+              <w:t>PAYS</w:t>
+            </w:r>
+            <w:r>
+              <w:rPr>
+                <w:b w:val="0"/>
+                <w:i w:val="0"/>
+                <w:sz w:val="13"/>
+              </w:rPr>
+              <w:t>, from a county budget line</w:t>
             </w:r>
           </w:p>
         </w:tc>
@@ -2568,7 +2707,7 @@
                 <w:i w:val="0"/>
                 <w:sz w:val="13"/>
               </w:rPr>
-              <w:t>Distribution</w:t>
+              <w:t>Buyer — data partner</w:t>
             </w:r>
           </w:p>
         </w:tc>
@@ -2587,7 +2726,7 @@
                 <w:i w:val="0"/>
                 <w:sz w:val="13"/>
               </w:rPr>
-              <w:t>Chief / assistant chief / ward admin</w:t>
+              <w:t>NDMA ward officer / drought monitoring</w:t>
             </w:r>
           </w:p>
         </w:tc>
@@ -2606,7 +2745,7 @@
                 <w:i w:val="0"/>
                 <w:sz w:val="13"/>
               </w:rPr>
-              <w:t>Order, service delivery, being seen to help</w:t>
+              <w:t>Timely ward ground truth on water and pasture</w:t>
             </w:r>
           </w:p>
         </w:tc>
@@ -2625,7 +2764,7 @@
                 <w:i w:val="0"/>
                 <w:sz w:val="13"/>
               </w:rPr>
-              <w:t>Nothing</w:t>
+              <w:t>Fuel, staff time, late reports</w:t>
             </w:r>
           </w:p>
         </w:tc>
@@ -2644,7 +2783,7 @@
                 <w:i w:val="0"/>
                 <w:sz w:val="13"/>
               </w:rPr>
-              <w:t>Baraza announcement, signboard at the point</w:t>
+              <w:t>Reads or buys the same stream</w:t>
             </w:r>
           </w:p>
         </w:tc>
@@ -2659,11 +2798,19 @@
             <w:r/>
             <w:r>
               <w:rPr>
-                <w:b w:val="0"/>
+                <w:b/>
                 <w:i w:val="0"/>
                 <w:sz w:val="13"/>
               </w:rPr>
-              <w:t>No</w:t>
+              <w:t>PAYS</w:t>
+            </w:r>
+            <w:r>
+              <w:rPr>
+                <w:b w:val="0"/>
+                <w:i w:val="0"/>
+                <w:sz w:val="13"/>
+              </w:rPr>
+              <w:t xml:space="preserve"> (monitoring / early-warning line)</w:t>
             </w:r>
           </w:p>
         </w:tc>
@@ -2703,7 +2850,7 @@
                 <w:i w:val="0"/>
                 <w:sz w:val="13"/>
               </w:rPr>
-              <w:t>Data partner + payer candidate</w:t>
+              <w:t>Buyer — M&amp;E</w:t>
             </w:r>
           </w:p>
         </w:tc>
@@ -2722,7 +2869,7 @@
                 <w:i w:val="0"/>
                 <w:sz w:val="13"/>
               </w:rPr>
-              <w:t>NDMA ward officer / drought monitoring</w:t>
+              <w:t>NGO / CBO projects, donor programmes</w:t>
             </w:r>
           </w:p>
         </w:tc>
@@ -2741,7 +2888,7 @@
                 <w:i w:val="0"/>
                 <w:sz w:val="13"/>
               </w:rPr>
-              <w:t>Ward-level ground truth on water and pasture</w:t>
+              <w:t>Reach, evidence, reporting to funders</w:t>
             </w:r>
           </w:p>
         </w:tc>
@@ -2760,7 +2907,7 @@
                 <w:i w:val="0"/>
                 <w:sz w:val="13"/>
               </w:rPr>
-              <w:t>Thin, late ground truth</w:t>
+              <w:t>Expensive last-mile data collection</w:t>
             </w:r>
           </w:p>
         </w:tc>
@@ -2779,7 +2926,7 @@
                 <w:i w:val="0"/>
                 <w:sz w:val="13"/>
               </w:rPr>
-              <w:t>Reads or buys the water-report stream</w:t>
+              <w:t>White-labels the stream for M&amp;E</w:t>
             </w:r>
           </w:p>
         </w:tc>
@@ -2794,11 +2941,19 @@
             <w:r/>
             <w:r>
               <w:rPr>
-                <w:b w:val="0"/>
+                <w:b/>
                 <w:i w:val="0"/>
                 <w:sz w:val="13"/>
               </w:rPr>
-              <w:t>Possibly — a monitoring line</w:t>
+              <w:t>PAYS</w:t>
+            </w:r>
+            <w:r>
+              <w:rPr>
+                <w:b w:val="0"/>
+                <w:i w:val="0"/>
+                <w:sz w:val="13"/>
+              </w:rPr>
+              <w:t>, per ward per month</w:t>
             </w:r>
           </w:p>
         </w:tc>
@@ -2838,7 +2993,7 @@
                 <w:i w:val="0"/>
                 <w:sz w:val="13"/>
               </w:rPr>
-              <w:t>Payer candidates</w:t>
+              <w:t>Buyer — future</w:t>
             </w:r>
           </w:p>
         </w:tc>
@@ -2857,7 +3012,7 @@
                 <w:i w:val="0"/>
                 <w:sz w:val="13"/>
               </w:rPr>
-              <w:t>NGO/CBO projects, county, insurer</w:t>
+              <w:t>Insurer / Takaful, research institute</w:t>
             </w:r>
           </w:p>
         </w:tc>
@@ -2876,7 +3031,7 @@
                 <w:i w:val="0"/>
                 <w:sz w:val="13"/>
               </w:rPr>
-              <w:t>Reach, M&amp;E, underwriting data</w:t>
+              <w:t>Underwriting data; longitudinal herd data</w:t>
             </w:r>
           </w:p>
         </w:tc>
@@ -2895,7 +3050,7 @@
                 <w:i w:val="0"/>
                 <w:sz w:val="13"/>
               </w:rPr>
-              <w:t>Expensive last-mile data collection</w:t>
+              <w:t>Sample surveys, scarce baselines</w:t>
             </w:r>
           </w:p>
         </w:tc>
@@ -2914,7 +3069,7 @@
                 <w:i w:val="0"/>
                 <w:sz w:val="13"/>
               </w:rPr>
-              <w:t>White-label our stream</w:t>
+              <w:t>Buys history once it exists</w:t>
             </w:r>
           </w:p>
         </w:tc>
@@ -2929,11 +3084,19 @@
             <w:r/>
             <w:r>
               <w:rPr>
-                <w:b w:val="0"/>
+                <w:b/>
                 <w:i w:val="0"/>
                 <w:sz w:val="13"/>
               </w:rPr>
-              <w:t>Possibly</w:t>
+              <w:t>PAYS</w:t>
+            </w:r>
+            <w:r>
+              <w:rPr>
+                <w:b w:val="0"/>
+                <w:i w:val="0"/>
+                <w:sz w:val="13"/>
+              </w:rPr>
+              <w:t>, later (needs 6+ months of records)</w:t>
             </w:r>
           </w:p>
         </w:tc>
@@ -2973,6 +3136,141 @@
                 <w:i w:val="0"/>
                 <w:sz w:val="13"/>
               </w:rPr>
+              <w:t>Distribution</w:t>
+            </w:r>
+          </w:p>
+        </w:tc>
+        <w:tc>
+          <w:tcPr>
+            <w:tcW w:type="dxa" w:w="1442"/>
+          </w:tcPr>
+          <w:p>
+            <w:pPr>
+              <w:spacing w:after="20"/>
+            </w:pPr>
+            <w:r/>
+            <w:r>
+              <w:rPr>
+                <w:b w:val="0"/>
+                <w:i w:val="0"/>
+                <w:sz w:val="13"/>
+              </w:rPr>
+              <w:t>Chief / assistant chief / ward admin</w:t>
+            </w:r>
+          </w:p>
+        </w:tc>
+        <w:tc>
+          <w:tcPr>
+            <w:tcW w:type="dxa" w:w="1442"/>
+          </w:tcPr>
+          <w:p>
+            <w:pPr>
+              <w:spacing w:after="20"/>
+            </w:pPr>
+            <w:r/>
+            <w:r>
+              <w:rPr>
+                <w:b w:val="0"/>
+                <w:i w:val="0"/>
+                <w:sz w:val="13"/>
+              </w:rPr>
+              <w:t>Order, service delivery, being seen to help</w:t>
+            </w:r>
+          </w:p>
+        </w:tc>
+        <w:tc>
+          <w:tcPr>
+            <w:tcW w:type="dxa" w:w="1442"/>
+          </w:tcPr>
+          <w:p>
+            <w:pPr>
+              <w:spacing w:after="20"/>
+            </w:pPr>
+            <w:r/>
+            <w:r>
+              <w:rPr>
+                <w:b w:val="0"/>
+                <w:i w:val="0"/>
+                <w:sz w:val="13"/>
+              </w:rPr>
+              <w:t>Nothing</w:t>
+            </w:r>
+          </w:p>
+        </w:tc>
+        <w:tc>
+          <w:tcPr>
+            <w:tcW w:type="dxa" w:w="1442"/>
+          </w:tcPr>
+          <w:p>
+            <w:pPr>
+              <w:spacing w:after="20"/>
+            </w:pPr>
+            <w:r/>
+            <w:r>
+              <w:rPr>
+                <w:b w:val="0"/>
+                <w:i w:val="0"/>
+                <w:sz w:val="13"/>
+              </w:rPr>
+              <w:t>Baraza announcement, signboard at the point</w:t>
+            </w:r>
+          </w:p>
+        </w:tc>
+        <w:tc>
+          <w:tcPr>
+            <w:tcW w:type="dxa" w:w="1442"/>
+          </w:tcPr>
+          <w:p>
+            <w:pPr>
+              <w:spacing w:after="20"/>
+            </w:pPr>
+            <w:r/>
+            <w:r>
+              <w:rPr>
+                <w:b w:val="0"/>
+                <w:i w:val="0"/>
+                <w:sz w:val="13"/>
+              </w:rPr>
+              <w:t>Nothing</w:t>
+            </w:r>
+          </w:p>
+        </w:tc>
+        <w:tc>
+          <w:tcPr>
+            <w:tcW w:type="dxa" w:w="1442"/>
+          </w:tcPr>
+          <w:p>
+            <w:pPr>
+              <w:spacing w:after="20"/>
+            </w:pPr>
+            <w:r/>
+            <w:r>
+              <w:rPr>
+                <w:b w:val="0"/>
+                <w:i w:val="0"/>
+                <w:sz w:val="13"/>
+              </w:rPr>
+              <w:t>Yes</w:t>
+            </w:r>
+          </w:p>
+        </w:tc>
+      </w:tr>
+      <w:tr>
+        <w:tc>
+          <w:tcPr>
+            <w:tcW w:type="dxa" w:w="1442"/>
+          </w:tcPr>
+          <w:p>
+            <w:pPr>
+              <w:spacing w:after="20"/>
+            </w:pPr>
+            <w:r/>
+            <w:r>
+              <w:rPr>
+                <w:b/>
+                <w:i w:val="0"/>
+                <w:sz w:val="13"/>
+              </w:rPr>
               <w:t>Us</w:t>
             </w:r>
           </w:p>
@@ -3011,7 +3309,7 @@
                 <w:i w:val="0"/>
                 <w:sz w:val="13"/>
               </w:rPr>
-              <w:t>A service that survives the field</w:t>
+              <w:t>A service that survives contact with the field</w:t>
             </w:r>
           </w:p>
         </w:tc>
@@ -3100,28 +3398,42 @@
           <w:b/>
           <w:i w:val="0"/>
         </w:rPr>
-        <w:t>The uncomfortable question this round must answer:</w:t>
+        <w:t>The two questions this round must answer.</w:t>
       </w:r>
       <w:r>
         <w:rPr>
           <w:b w:val="0"/>
           <w:i w:val="0"/>
         </w:rPr>
-        <w:t xml:space="preserve"> today </w:t>
+        <w:t xml:space="preserve"> (1) </w:t>
       </w:r>
       <w:r>
         <w:rPr>
           <w:b/>
           <w:i w:val="0"/>
         </w:rPr>
-        <w:t>nobody is the buyer</w:t>
+        <w:t>Supply:</w:t>
       </w:r>
       <w:r>
         <w:rPr>
           <w:b w:val="0"/>
           <w:i w:val="0"/>
         </w:rPr>
-        <w:t xml:space="preserve"> — not the herder, not the county, not an insurer. If the round does not surface a real past payment or a real budget line, we do not have revenue, we have a donor project.</w:t>
+        <w:t xml:space="preserve"> will he contribute on a rhythm — one tap, honestly, without being chased — because the value he gets back is real to him? (2) </w:t>
+      </w:r>
+      <w:r>
+        <w:rPr>
+          <w:b/>
+          <w:i w:val="0"/>
+        </w:rPr>
+        <w:t>Demand:</w:t>
+      </w:r>
+      <w:r>
+        <w:rPr>
+          <w:b w:val="0"/>
+          <w:i w:val="0"/>
+        </w:rPr>
+        <w:t xml:space="preserve"> is there a named institution with a real, current spend on collecting this data, and a budget line we could sit in? If the round produces no supply habit, there is no product; if it produces no buyer, there is no business — only a service somebody else's grant pays for.</w:t>
       </w:r>
     </w:p>
     <w:p>
@@ -4309,21 +4621,44 @@
           <w:b w:val="0"/>
           <w:i w:val="0"/>
         </w:rPr>
-        <w:t xml:space="preserve"> pay for an interview. Tea or a soda, yes. Transport reimbursement only if he genuinely travelled to meet us. Never offer airtime for answers: it buys polite answers, which are worse than no data. Airtime is a </w:t>
+        <w:t xml:space="preserve"> pay for an interview. Tea or a soda, yes. Transport reimbursement only if he genuinely travelled to meet us. Never offer airtime for </w:t>
       </w:r>
       <w:r>
         <w:rPr>
           <w:b w:val="0"/>
           <w:i/>
         </w:rPr>
-        <w:t>pilot</w:t>
+        <w:t>answers</w:t>
       </w:r>
       <w:r>
         <w:rPr>
           <w:b w:val="0"/>
           <w:i w:val="0"/>
         </w:rPr>
-        <w:t xml:space="preserve"> incentive later, and it must be documented as one.</w:t>
+        <w:t>: it buys polite answers, which are worse than no data.</w:t>
+      </w:r>
+    </w:p>
+    <w:p>
+      <w:r>
+        <w:rPr>
+          <w:b w:val="0"/>
+          <w:i w:val="0"/>
+        </w:rPr>
+        <w:t xml:space="preserve">Contribution is a different thing from an interview. He supplies the data that somebody else buys, so the honest split is: </w:t>
+      </w:r>
+      <w:r>
+        <w:rPr>
+          <w:b/>
+          <w:i w:val="0"/>
+        </w:rPr>
+        <w:t>he is paid in value</w:t>
+      </w:r>
+      <w:r>
+        <w:rPr>
+          <w:b w:val="0"/>
+          <w:i w:val="0"/>
+        </w:rPr>
+        <w:t xml:space="preserve"> (the water news, the tick prompt, standing in the ward), and — only if the pilot shows the habit will not hold without it — in airtime or data credit, documented as an incentive and never as a wage. The herder never becomes our customer.</w:t>
       </w:r>
     </w:p>
     <w:p>
@@ -5159,31 +5494,33 @@
       </w:r>
     </w:p>
     <w:p>
-      <w:pPr>
-        <w:pStyle w:val="ListNumber"/>
-      </w:pPr>
+      <w:r>
+        <w:rPr>
+          <w:b/>
+          <w:i w:val="0"/>
+        </w:rPr>
+        <w:t>Listen for:</w:t>
+      </w:r>
       <w:r>
         <w:rPr>
           <w:b w:val="0"/>
           <w:i w:val="0"/>
         </w:rPr>
-        <w:t>If a phone service kept water and grazing news coming, who around here normally pays for something like that? (Open question. Never "would you pay 50 bob?")</w:t>
-      </w:r>
-    </w:p>
-    <w:p>
+        <w:t xml:space="preserve"> real amounts for real things — drugs, transport, airtime, water fees. Note what this is NOT: it is not willingness-to-pay for our service, because </w:t>
+      </w:r>
       <w:r>
         <w:rPr>
           <w:b/>
           <w:i w:val="0"/>
         </w:rPr>
-        <w:t>Listen for:</w:t>
+        <w:t>the herder is not the buyer</w:t>
       </w:r>
       <w:r>
         <w:rPr>
           <w:b w:val="0"/>
           <w:i w:val="0"/>
         </w:rPr>
-        <w:t xml:space="preserve"> real amounts for real things — drugs, transport, airtime, water fees. That is the only valid willingness-to-pay evidence, and it lives in the past tense.</w:t>
+        <w:t xml:space="preserve"> — the people who pay are the institutions that use the data he supplies (county, NDMA, NGO, insurer — see section 2). What it tells us is the size of the loss we are reducing, and the phone and airtime he already carries.</w:t>
       </w:r>
     </w:p>
     <w:p>
@@ -5271,7 +5608,7 @@
           <w:b w:val="0"/>
           <w:i w:val="0"/>
         </w:rPr>
-        <w:t xml:space="preserve"> his tolerance for uncertainty, and the named authority we are compared to. Question 46 is the honesty test — the whole design depends on the answer.</w:t>
+        <w:t xml:space="preserve"> his tolerance for uncertainty, and the named authority we are compared to. Question 45 is the honesty test — the whole design depends on the answer.</w:t>
       </w:r>
     </w:p>
     <w:p>
@@ -5411,7 +5748,106 @@
           <w:b w:val="0"/>
           <w:i w:val="0"/>
         </w:rPr>
-        <w:t>L. Close: ask for something (5 min)</w:t>
+        <w:t>L. Contributing information (5 min) — the side that makes the data sellable</w:t>
+      </w:r>
+    </w:p>
+    <w:p>
+      <w:r>
+        <w:rPr>
+          <w:b w:val="0"/>
+          <w:i w:val="0"/>
+        </w:rPr>
+        <w:t xml:space="preserve">We are not testing whether he will pay. We are testing whether he will </w:t>
+      </w:r>
+      <w:r>
+        <w:rPr>
+          <w:b/>
+          <w:i w:val="0"/>
+        </w:rPr>
+        <w:t>supply</w:t>
+      </w:r>
+      <w:r>
+        <w:rPr>
+          <w:b w:val="0"/>
+          <w:i w:val="0"/>
+        </w:rPr>
+        <w:t xml:space="preserve"> — because the supply is the product, and somebody else buys it.</w:t>
+      </w:r>
+    </w:p>
+    <w:p>
+      <w:pPr>
+        <w:pStyle w:val="ListNumber"/>
+      </w:pPr>
+      <w:r>
+        <w:rPr>
+          <w:b w:val="0"/>
+          <w:i w:val="0"/>
+        </w:rPr>
+        <w:t>Have you ever told anyone that a water point was broken, or working? How did you do it — a call, the group, in person?</w:t>
+      </w:r>
+    </w:p>
+    <w:p>
+      <w:pPr>
+        <w:pStyle w:val="ListNumber"/>
+      </w:pPr>
+      <w:r>
+        <w:rPr>
+          <w:b w:val="0"/>
+          <w:i w:val="0"/>
+        </w:rPr>
+        <w:t>The last time you were at the water, could you have sent one message if you had been asked? Did you?</w:t>
+      </w:r>
+    </w:p>
+    <w:p>
+      <w:pPr>
+        <w:pStyle w:val="ListNumber"/>
+      </w:pPr>
+      <w:r>
+        <w:rPr>
+          <w:b w:val="0"/>
+          <w:i w:val="0"/>
+        </w:rPr>
+        <w:t>When you pass information to a group, how do you make people believe it — a photo, a voice note, your name? Who do they believe?</w:t>
+      </w:r>
+    </w:p>
+    <w:p>
+      <w:pPr>
+        <w:pStyle w:val="ListNumber"/>
+      </w:pPr>
+      <w:r>
+        <w:rPr>
+          <w:b w:val="0"/>
+          <w:i w:val="0"/>
+        </w:rPr>
+        <w:t>What would make you stop contributing information?</w:t>
+      </w:r>
+    </w:p>
+    <w:p>
+      <w:r>
+        <w:rPr>
+          <w:b/>
+          <w:i w:val="0"/>
+        </w:rPr>
+        <w:t>Listen for:</w:t>
+      </w:r>
+      <w:r>
+        <w:rPr>
+          <w:b w:val="0"/>
+          <w:i w:val="0"/>
+        </w:rPr>
+        <w:t xml:space="preserve"> whether he already reports by habit (that is our head start), how trust is established in the group, and what the honest cost of one tap is to him. Unreliable supply kills the data product before any buyer sees it.</w:t>
+      </w:r>
+    </w:p>
+    <w:p>
+      <w:pPr>
+        <w:pStyle w:val="Heading3"/>
+      </w:pPr>
+      <w:r>
+        <w:rPr>
+          <w:b w:val="0"/>
+          <w:i w:val="0"/>
+        </w:rPr>
+        <w:t>M. Close: ask for something (5 min)</w:t>
       </w:r>
     </w:p>
     <w:p>
@@ -8928,7 +9364,7 @@
           <w:b w:val="0"/>
           <w:i w:val="0"/>
         </w:rPr>
-        <w:t>Viability — who pays, and who lets us in?</w:t>
+        <w:t>Supply — will he give the data? (the herder never pays; he supplies)</w:t>
       </w:r>
     </w:p>
     <w:tbl>
@@ -9014,7 +9450,7 @@
                 <w:i/>
                 <w:sz w:val="15"/>
               </w:rPr>
-              <w:t>Question that tests it</w:t>
+              <w:t>Questions that test it</w:t>
             </w:r>
           </w:p>
         </w:tc>
@@ -9083,7 +9519,7 @@
                 <w:i w:val="0"/>
                 <w:sz w:val="15"/>
               </w:rPr>
-              <w:t>V1</w:t>
+              <w:t>S1</w:t>
             </w:r>
           </w:p>
         </w:tc>
@@ -9102,7 +9538,7 @@
                 <w:i w:val="0"/>
                 <w:sz w:val="15"/>
               </w:rPr>
-              <w:t>Somebody already pays for this kind of information</w:t>
+              <w:t>He already passes information on, or will</w:t>
             </w:r>
           </w:p>
         </w:tc>
@@ -9121,7 +9557,7 @@
                 <w:i w:val="0"/>
                 <w:sz w:val="15"/>
               </w:rPr>
-              <w:t>H39, H40, informant guides</w:t>
+              <w:t>L52–L55</w:t>
             </w:r>
           </w:p>
         </w:tc>
@@ -9140,7 +9576,7 @@
                 <w:i w:val="0"/>
                 <w:sz w:val="15"/>
               </w:rPr>
-              <w:t>A named budget line or a real past payment exists</w:t>
+              <w:t>≥6/10 describe a specific time they passed on water or pest news</w:t>
             </w:r>
           </w:p>
         </w:tc>
@@ -9159,23 +9595,448 @@
                 <w:i w:val="0"/>
                 <w:sz w:val="15"/>
               </w:rPr>
-              <w:t xml:space="preserve">Nobody → grant-dependent: decide whether that is acceptable </w:t>
-            </w:r>
-            <w:r>
-              <w:rPr>
-                <w:b w:val="0"/>
+              <w:t>Nobody has ever reported anything to anyone → the habit must be created from zero, which is a different product</w:t>
+            </w:r>
+          </w:p>
+        </w:tc>
+      </w:tr>
+      <w:tr>
+        <w:tc>
+          <w:tcPr>
+            <w:tcW w:type="dxa" w:w="2018"/>
+          </w:tcPr>
+          <w:p>
+            <w:pPr>
+              <w:spacing w:after="20"/>
+            </w:pPr>
+            <w:r/>
+            <w:r>
+              <w:rPr>
+                <w:b w:val="0"/>
+                <w:i w:val="0"/>
+                <w:sz w:val="15"/>
+              </w:rPr>
+              <w:t>S2</w:t>
+            </w:r>
+          </w:p>
+        </w:tc>
+        <w:tc>
+          <w:tcPr>
+            <w:tcW w:type="dxa" w:w="2018"/>
+          </w:tcPr>
+          <w:p>
+            <w:pPr>
+              <w:spacing w:after="20"/>
+            </w:pPr>
+            <w:r/>
+            <w:r>
+              <w:rPr>
+                <w:b w:val="0"/>
+                <w:i w:val="0"/>
+                <w:sz w:val="15"/>
+              </w:rPr>
+              <w:t>One tap is a price he will pay for the value he gets back</w:t>
+            </w:r>
+          </w:p>
+        </w:tc>
+        <w:tc>
+          <w:tcPr>
+            <w:tcW w:type="dxa" w:w="2018"/>
+          </w:tcPr>
+          <w:p>
+            <w:pPr>
+              <w:spacing w:after="20"/>
+            </w:pPr>
+            <w:r/>
+            <w:r>
+              <w:rPr>
+                <w:b w:val="0"/>
+                <w:i w:val="0"/>
+                <w:sz w:val="15"/>
+              </w:rPr>
+              <w:t>T3, L53, M57</w:t>
+            </w:r>
+          </w:p>
+        </w:tc>
+        <w:tc>
+          <w:tcPr>
+            <w:tcW w:type="dxa" w:w="2018"/>
+          </w:tcPr>
+          <w:p>
+            <w:pPr>
+              <w:spacing w:after="20"/>
+            </w:pPr>
+            <w:r/>
+            <w:r>
+              <w:rPr>
+                <w:b w:val="0"/>
+                <w:i w:val="0"/>
+                <w:sz w:val="15"/>
+              </w:rPr>
+              <w:t>≥6/10 complete a report unaided, or agree to a test</w:t>
+            </w:r>
+          </w:p>
+        </w:tc>
+        <w:tc>
+          <w:tcPr>
+            <w:tcW w:type="dxa" w:w="2018"/>
+          </w:tcPr>
+          <w:p>
+            <w:pPr>
+              <w:spacing w:after="20"/>
+            </w:pPr>
+            <w:r/>
+            <w:r>
+              <w:rPr>
+                <w:b w:val="0"/>
+                <w:i w:val="0"/>
+                <w:sz w:val="15"/>
+              </w:rPr>
+              <w:t>Most refuse → redesign the loop, or compensate in value (airtime, data, standing) and re-test</w:t>
+            </w:r>
+          </w:p>
+        </w:tc>
+      </w:tr>
+      <w:tr>
+        <w:tc>
+          <w:tcPr>
+            <w:tcW w:type="dxa" w:w="2018"/>
+          </w:tcPr>
+          <w:p>
+            <w:pPr>
+              <w:spacing w:after="20"/>
+            </w:pPr>
+            <w:r/>
+            <w:r>
+              <w:rPr>
+                <w:b w:val="0"/>
+                <w:i w:val="0"/>
+                <w:sz w:val="15"/>
+              </w:rPr>
+              <w:t>S3</w:t>
+            </w:r>
+          </w:p>
+        </w:tc>
+        <w:tc>
+          <w:tcPr>
+            <w:tcW w:type="dxa" w:w="2018"/>
+          </w:tcPr>
+          <w:p>
+            <w:pPr>
+              <w:spacing w:after="20"/>
+            </w:pPr>
+            <w:r/>
+            <w:r>
+              <w:rPr>
+                <w:b w:val="0"/>
+                <w:i w:val="0"/>
+                <w:sz w:val="15"/>
+              </w:rPr>
+              <w:t>His reports are good enough to sell</w:t>
+            </w:r>
+          </w:p>
+        </w:tc>
+        <w:tc>
+          <w:tcPr>
+            <w:tcW w:type="dxa" w:w="2018"/>
+          </w:tcPr>
+          <w:p>
+            <w:pPr>
+              <w:spacing w:after="20"/>
+            </w:pPr>
+            <w:r/>
+            <w:r>
+              <w:rPr>
+                <w:b w:val="0"/>
+                <w:i w:val="0"/>
+                <w:sz w:val="15"/>
+              </w:rPr>
+              <w:t>L54, T2, T3</w:t>
+            </w:r>
+          </w:p>
+        </w:tc>
+        <w:tc>
+          <w:tcPr>
+            <w:tcW w:type="dxa" w:w="2018"/>
+          </w:tcPr>
+          <w:p>
+            <w:pPr>
+              <w:spacing w:after="20"/>
+            </w:pPr>
+            <w:r/>
+            <w:r>
+              <w:rPr>
+                <w:b w:val="0"/>
+                <w:i w:val="0"/>
+                <w:sz w:val="15"/>
+              </w:rPr>
+              <w:t>Place names, water status and timing are what a buyer would accept</w:t>
+            </w:r>
+          </w:p>
+        </w:tc>
+        <w:tc>
+          <w:tcPr>
+            <w:tcW w:type="dxa" w:w="2018"/>
+          </w:tcPr>
+          <w:p>
+            <w:pPr>
+              <w:spacing w:after="20"/>
+            </w:pPr>
+            <w:r/>
+            <w:r>
+              <w:rPr>
+                <w:b w:val="0"/>
+                <w:i w:val="0"/>
+                <w:sz w:val="15"/>
+              </w:rPr>
+              <w:t>Reports too coarse or too late → the stream has no buyer, whatever the herder does</w:t>
+            </w:r>
+          </w:p>
+        </w:tc>
+      </w:tr>
+      <w:tr>
+        <w:tc>
+          <w:tcPr>
+            <w:tcW w:type="dxa" w:w="2018"/>
+          </w:tcPr>
+          <w:p>
+            <w:pPr>
+              <w:spacing w:after="20"/>
+            </w:pPr>
+            <w:r/>
+            <w:r>
+              <w:rPr>
+                <w:b w:val="0"/>
+                <w:i w:val="0"/>
+                <w:sz w:val="15"/>
+              </w:rPr>
+              <w:t>S4</w:t>
+            </w:r>
+          </w:p>
+        </w:tc>
+        <w:tc>
+          <w:tcPr>
+            <w:tcW w:type="dxa" w:w="2018"/>
+          </w:tcPr>
+          <w:p>
+            <w:pPr>
+              <w:spacing w:after="20"/>
+            </w:pPr>
+            <w:r/>
+            <w:r>
+              <w:rPr>
+                <w:b w:val="0"/>
+                <w:i w:val="0"/>
+                <w:sz w:val="15"/>
+              </w:rPr>
+              <w:t>He keeps contributing without being paid for it</w:t>
+            </w:r>
+          </w:p>
+        </w:tc>
+        <w:tc>
+          <w:tcPr>
+            <w:tcW w:type="dxa" w:w="2018"/>
+          </w:tcPr>
+          <w:p>
+            <w:pPr>
+              <w:spacing w:after="20"/>
+            </w:pPr>
+            <w:r/>
+            <w:r>
+              <w:rPr>
+                <w:b w:val="0"/>
+                <w:i w:val="0"/>
+                <w:sz w:val="15"/>
+              </w:rPr>
+              <w:t>K48, K51, T4, the 2-week call</w:t>
+            </w:r>
+          </w:p>
+        </w:tc>
+        <w:tc>
+          <w:tcPr>
+            <w:tcW w:type="dxa" w:w="2018"/>
+          </w:tcPr>
+          <w:p>
+            <w:pPr>
+              <w:spacing w:after="20"/>
+            </w:pPr>
+            <w:r/>
+            <w:r>
+              <w:rPr>
+                <w:b w:val="0"/>
+                <w:i w:val="0"/>
+                <w:sz w:val="15"/>
+              </w:rPr>
+              <w:t>He names a concrete gain (water, hours, milk, standing) and is still reporting two weeks later</w:t>
+            </w:r>
+          </w:p>
+        </w:tc>
+        <w:tc>
+          <w:tcPr>
+            <w:tcW w:type="dxa" w:w="2018"/>
+          </w:tcPr>
+          <w:p>
+            <w:pPr>
+              <w:spacing w:after="20"/>
+            </w:pPr>
+            <w:r/>
+            <w:r>
+              <w:rPr>
+                <w:b w:val="0"/>
+                <w:i w:val="0"/>
+                <w:sz w:val="15"/>
+              </w:rPr>
+              <w:t>He contributes once, then stops → we would be buying data with grants, which does not scale</w:t>
+            </w:r>
+          </w:p>
+        </w:tc>
+      </w:tr>
+    </w:tbl>
+    <w:p/>
+    <w:p>
+      <w:pPr>
+        <w:pStyle w:val="Heading3"/>
+      </w:pPr>
+      <w:r>
+        <w:rPr>
+          <w:b w:val="0"/>
+          <w:i w:val="0"/>
+        </w:rPr>
+        <w:t>Viability — does somebody buy the data, and will they let us in?</w:t>
+      </w:r>
+    </w:p>
+    <w:tbl>
+      <w:tblPr>
+        <w:tblStyle w:val="TableGrid"/>
+        <w:tblW w:type="auto" w:w="0"/>
+        <w:tblLayout w:type="autofit"/>
+        <w:tblLook w:firstColumn="1" w:firstRow="1" w:lastColumn="0" w:lastRow="0" w:noHBand="0" w:noVBand="1" w:val="04A0"/>
+      </w:tblPr>
+      <w:tblGrid>
+        <w:gridCol w:w="2018"/>
+        <w:gridCol w:w="2018"/>
+        <w:gridCol w:w="2018"/>
+        <w:gridCol w:w="2018"/>
+        <w:gridCol w:w="2018"/>
+      </w:tblGrid>
+      <w:tr>
+        <w:tc>
+          <w:tcPr>
+            <w:tcW w:type="dxa" w:w="2018"/>
+            <w:shd w:val="clear" w:fill="F2F2F2"/>
+          </w:tcPr>
+          <w:p>
+            <w:pPr>
+              <w:spacing w:after="20"/>
+            </w:pPr>
+            <w:r>
+              <w:rPr>
+                <w:b/>
+              </w:rPr>
+            </w:r>
+            <w:r>
+              <w:rPr>
+                <w:b/>
                 <w:i/>
                 <w:sz w:val="15"/>
               </w:rPr>
-              <w:t>before</w:t>
-            </w:r>
-            <w:r>
-              <w:rPr>
-                <w:b w:val="0"/>
-                <w:i w:val="0"/>
+              <w:t>ID</w:t>
+            </w:r>
+          </w:p>
+        </w:tc>
+        <w:tc>
+          <w:tcPr>
+            <w:tcW w:type="dxa" w:w="2018"/>
+            <w:shd w:val="clear" w:fill="F2F2F2"/>
+          </w:tcPr>
+          <w:p>
+            <w:pPr>
+              <w:spacing w:after="20"/>
+            </w:pPr>
+            <w:r>
+              <w:rPr>
+                <w:b/>
+              </w:rPr>
+            </w:r>
+            <w:r>
+              <w:rPr>
+                <w:b/>
+                <w:i/>
                 <w:sz w:val="15"/>
               </w:rPr>
-              <w:t xml:space="preserve"> scaling</w:t>
+              <w:t>Hypothesis</w:t>
+            </w:r>
+          </w:p>
+        </w:tc>
+        <w:tc>
+          <w:tcPr>
+            <w:tcW w:type="dxa" w:w="2018"/>
+            <w:shd w:val="clear" w:fill="F2F2F2"/>
+          </w:tcPr>
+          <w:p>
+            <w:pPr>
+              <w:spacing w:after="20"/>
+            </w:pPr>
+            <w:r>
+              <w:rPr>
+                <w:b/>
+              </w:rPr>
+            </w:r>
+            <w:r>
+              <w:rPr>
+                <w:b/>
+                <w:i/>
+                <w:sz w:val="15"/>
+              </w:rPr>
+              <w:t>Questions that test it</w:t>
+            </w:r>
+          </w:p>
+        </w:tc>
+        <w:tc>
+          <w:tcPr>
+            <w:tcW w:type="dxa" w:w="2018"/>
+            <w:shd w:val="clear" w:fill="F2F2F2"/>
+          </w:tcPr>
+          <w:p>
+            <w:pPr>
+              <w:spacing w:after="20"/>
+            </w:pPr>
+            <w:r>
+              <w:rPr>
+                <w:b/>
+              </w:rPr>
+            </w:r>
+            <w:r>
+              <w:rPr>
+                <w:b/>
+                <w:i/>
+                <w:sz w:val="15"/>
+              </w:rPr>
+              <w:t>TRUE if</w:t>
+            </w:r>
+          </w:p>
+        </w:tc>
+        <w:tc>
+          <w:tcPr>
+            <w:tcW w:type="dxa" w:w="2018"/>
+            <w:shd w:val="clear" w:fill="F2F2F2"/>
+          </w:tcPr>
+          <w:p>
+            <w:pPr>
+              <w:spacing w:after="20"/>
+            </w:pPr>
+            <w:r>
+              <w:rPr>
+                <w:b/>
+              </w:rPr>
+            </w:r>
+            <w:r>
+              <w:rPr>
+                <w:b/>
+                <w:i/>
+                <w:sz w:val="15"/>
+              </w:rPr>
+              <w:t>FALSE → kill/pivot if</w:t>
             </w:r>
           </w:p>
         </w:tc>
@@ -9196,7 +10057,7 @@
                 <w:i w:val="0"/>
                 <w:sz w:val="15"/>
               </w:rPr>
-              <w:t>V2</w:t>
+              <w:t>V1</w:t>
             </w:r>
           </w:p>
         </w:tc>
@@ -9215,7 +10076,7 @@
                 <w:i w:val="0"/>
                 <w:sz w:val="15"/>
               </w:rPr>
-              <w:t>The herder pays something, however small</w:t>
+              <w:t>An institution already pays to collect this kind of data</w:t>
             </w:r>
           </w:p>
         </w:tc>
@@ -9234,7 +10095,7 @@
                 <w:i w:val="0"/>
                 <w:sz w:val="15"/>
               </w:rPr>
-              <w:t>H39, H41</w:t>
+              <w:t>Informant guides C2, C5, J46</w:t>
             </w:r>
           </w:p>
         </w:tc>
@@ -9253,7 +10114,7 @@
                 <w:i w:val="0"/>
                 <w:sz w:val="15"/>
               </w:rPr>
-              <w:t>≥4/10 already pay monthly for phone or vet services</w:t>
+              <w:t>A named buyer with a real, current spend (fuel, staff, surveys, M&amp;E)</w:t>
             </w:r>
           </w:p>
         </w:tc>
@@ -9272,7 +10133,7 @@
                 <w:i w:val="0"/>
                 <w:sz w:val="15"/>
               </w:rPr>
-              <w:t>0/10 → herder-pays is off the table for now — say so publicly</w:t>
+              <w:t>Nobody spends anything on it → grant-dependent: decide that openly before scaling</w:t>
             </w:r>
           </w:p>
         </w:tc>
@@ -9293,7 +10154,7 @@
                 <w:i w:val="0"/>
                 <w:sz w:val="15"/>
               </w:rPr>
-              <w:t>V3</w:t>
+              <w:t>V2</w:t>
             </w:r>
           </w:p>
         </w:tc>
@@ -9312,7 +10173,7 @@
                 <w:i w:val="0"/>
                 <w:sz w:val="15"/>
               </w:rPr>
-              <w:t>The chief, the agrovet and the water committee will carry it</w:t>
+              <w:t>That spend is reachable: a budget line, an owner, a cycle</w:t>
             </w:r>
           </w:p>
         </w:tc>
@@ -9331,7 +10192,7 @@
                 <w:i w:val="0"/>
                 <w:sz w:val="15"/>
               </w:rPr>
-              <w:t>L55, L56, informant guides</w:t>
+              <w:t>Informant guides C2.4, C5.2, C5.4</w:t>
             </w:r>
           </w:p>
         </w:tc>
@@ -9350,7 +10211,7 @@
                 <w:i w:val="0"/>
                 <w:sz w:val="15"/>
               </w:rPr>
-              <w:t>≥3 credible distribution offers, with names</w:t>
+              <w:t>A line item, a named officer, and a date when it is decided</w:t>
             </w:r>
           </w:p>
         </w:tc>
@@ -9369,7 +10230,7 @@
                 <w:i w:val="0"/>
                 <w:sz w:val="15"/>
               </w:rPr>
-              <w:t>Nobody carries it → acquisition cost kills it</w:t>
+              <w:t>Only good intentions, no line → we have a pilot, not a business</w:t>
             </w:r>
           </w:p>
         </w:tc>
@@ -9390,6 +10251,103 @@
                 <w:i w:val="0"/>
                 <w:sz w:val="15"/>
               </w:rPr>
+              <w:t>V3</w:t>
+            </w:r>
+          </w:p>
+        </w:tc>
+        <w:tc>
+          <w:tcPr>
+            <w:tcW w:type="dxa" w:w="2018"/>
+          </w:tcPr>
+          <w:p>
+            <w:pPr>
+              <w:spacing w:after="20"/>
+            </w:pPr>
+            <w:r/>
+            <w:r>
+              <w:rPr>
+                <w:b w:val="0"/>
+                <w:i w:val="0"/>
+                <w:sz w:val="15"/>
+              </w:rPr>
+              <w:t>The chief, the agrovet and the water committee will carry it</w:t>
+            </w:r>
+          </w:p>
+        </w:tc>
+        <w:tc>
+          <w:tcPr>
+            <w:tcW w:type="dxa" w:w="2018"/>
+          </w:tcPr>
+          <w:p>
+            <w:pPr>
+              <w:spacing w:after="20"/>
+            </w:pPr>
+            <w:r/>
+            <w:r>
+              <w:rPr>
+                <w:b w:val="0"/>
+                <w:i w:val="0"/>
+                <w:sz w:val="15"/>
+              </w:rPr>
+              <w:t>M58, M59, informant guides</w:t>
+            </w:r>
+          </w:p>
+        </w:tc>
+        <w:tc>
+          <w:tcPr>
+            <w:tcW w:type="dxa" w:w="2018"/>
+          </w:tcPr>
+          <w:p>
+            <w:pPr>
+              <w:spacing w:after="20"/>
+            </w:pPr>
+            <w:r/>
+            <w:r>
+              <w:rPr>
+                <w:b w:val="0"/>
+                <w:i w:val="0"/>
+                <w:sz w:val="15"/>
+              </w:rPr>
+              <w:t>≥3 credible distribution offers, with names</w:t>
+            </w:r>
+          </w:p>
+        </w:tc>
+        <w:tc>
+          <w:tcPr>
+            <w:tcW w:type="dxa" w:w="2018"/>
+          </w:tcPr>
+          <w:p>
+            <w:pPr>
+              <w:spacing w:after="20"/>
+            </w:pPr>
+            <w:r/>
+            <w:r>
+              <w:rPr>
+                <w:b w:val="0"/>
+                <w:i w:val="0"/>
+                <w:sz w:val="15"/>
+              </w:rPr>
+              <w:t>Nobody carries it → acquisition cost kills it</w:t>
+            </w:r>
+          </w:p>
+        </w:tc>
+      </w:tr>
+      <w:tr>
+        <w:tc>
+          <w:tcPr>
+            <w:tcW w:type="dxa" w:w="2018"/>
+          </w:tcPr>
+          <w:p>
+            <w:pPr>
+              <w:spacing w:after="20"/>
+            </w:pPr>
+            <w:r/>
+            <w:r>
+              <w:rPr>
+                <w:b w:val="0"/>
+                <w:i w:val="0"/>
+                <w:sz w:val="15"/>
+              </w:rPr>
               <w:t>V4</w:t>
             </w:r>
           </w:p>
@@ -9428,7 +10386,7 @@
                 <w:i w:val="0"/>
                 <w:sz w:val="15"/>
               </w:rPr>
-              <w:t>Informant guides, I45</w:t>
+              <w:t>Informant guides, I44</w:t>
             </w:r>
           </w:p>
         </w:tc>
@@ -10761,7 +11719,7 @@
                 <w:i w:val="0"/>
                 <w:sz w:val="16"/>
               </w:rPr>
-              <w:t xml:space="preserve"> ≥6/10 have a phone/WhatsApp behaviour we can rely on </w:t>
+              <w:t xml:space="preserve"> ≥6/10 either already pass news on or complete a report in front of us (supply) </w:t>
             </w:r>
             <w:r>
               <w:rPr>
@@ -10777,7 +11735,7 @@
                 <w:i w:val="0"/>
                 <w:sz w:val="16"/>
               </w:rPr>
-              <w:t xml:space="preserve"> ≥5/10 name a real past payment for information or vet care </w:t>
+              <w:t xml:space="preserve"> ≥1 named institutional buyer with a real current spend on collecting this data </w:t>
             </w:r>
             <w:r>
               <w:rPr>
@@ -10793,6 +11751,22 @@
                 <w:i w:val="0"/>
                 <w:sz w:val="16"/>
               </w:rPr>
+              <w:t xml:space="preserve"> a named budget owner </w:t>
+            </w:r>
+            <w:r>
+              <w:rPr>
+                <w:b/>
+                <w:i w:val="0"/>
+                <w:sz w:val="16"/>
+              </w:rPr>
+              <w:t>and</w:t>
+            </w:r>
+            <w:r>
+              <w:rPr>
+                <w:b w:val="0"/>
+                <w:i w:val="0"/>
+                <w:sz w:val="16"/>
+              </w:rPr>
               <w:t xml:space="preserve"> ≥4/10 accept a commitment</w:t>
             </w:r>
           </w:p>
@@ -10812,7 +11786,66 @@
                 <w:i w:val="0"/>
                 <w:sz w:val="16"/>
               </w:rPr>
-              <w:t>Keep the same loops; move to a 6-week pilot with 30 households in one ward, and measure the reciprocity test</w:t>
+              <w:t>Keep the same loops; move to a 6-week pilot with 30 households in one ward, and watch two numbers: reports per point per week, and whether the buyer's conversation reaches a budget line</w:t>
+            </w:r>
+          </w:p>
+        </w:tc>
+      </w:tr>
+      <w:tr>
+        <w:tc>
+          <w:tcPr>
+            <w:tcW w:type="dxa" w:w="3364"/>
+          </w:tcPr>
+          <w:p>
+            <w:pPr>
+              <w:spacing w:after="20"/>
+            </w:pPr>
+            <w:r/>
+            <w:r>
+              <w:rPr>
+                <w:b/>
+                <w:i w:val="0"/>
+                <w:sz w:val="16"/>
+              </w:rPr>
+              <w:t>PIVOT — supply</w:t>
+            </w:r>
+          </w:p>
+        </w:tc>
+        <w:tc>
+          <w:tcPr>
+            <w:tcW w:type="dxa" w:w="3364"/>
+          </w:tcPr>
+          <w:p>
+            <w:pPr>
+              <w:spacing w:after="20"/>
+            </w:pPr>
+            <w:r/>
+            <w:r>
+              <w:rPr>
+                <w:b w:val="0"/>
+                <w:i w:val="0"/>
+                <w:sz w:val="16"/>
+              </w:rPr>
+              <w:t>The problem and the buyer are real, but most pastoralists will not report on a rhythm without being paid</w:t>
+            </w:r>
+          </w:p>
+        </w:tc>
+        <w:tc>
+          <w:tcPr>
+            <w:tcW w:type="dxa" w:w="3364"/>
+          </w:tcPr>
+          <w:p>
+            <w:pPr>
+              <w:spacing w:after="20"/>
+            </w:pPr>
+            <w:r/>
+            <w:r>
+              <w:rPr>
+                <w:b w:val="0"/>
+                <w:i w:val="0"/>
+                <w:sz w:val="16"/>
+              </w:rPr>
+              <w:t>Change the loop: report only when something is wrong, piggyback on the agrovet's visit, or pay in airtime/data and measure whether the habit then holds</w:t>
             </w:r>
           </w:p>
         </w:tc>
@@ -12754,6 +13787,46 @@
           <w:b w:val="0"/>
           <w:i w:val="0"/>
         </w:rPr>
+        <w:t xml:space="preserve">Read every row twice. Once as </w:t>
+      </w:r>
+      <w:r>
+        <w:rPr>
+          <w:b/>
+          <w:i w:val="0"/>
+        </w:rPr>
+        <w:t>his</w:t>
+      </w:r>
+      <w:r>
+        <w:rPr>
+          <w:b w:val="0"/>
+          <w:i w:val="0"/>
+        </w:rPr>
+        <w:t xml:space="preserve"> question: does this make his day better, so he keeps using it? Once as the </w:t>
+      </w:r>
+      <w:r>
+        <w:rPr>
+          <w:b/>
+          <w:i w:val="0"/>
+        </w:rPr>
+        <w:t>buyer's</w:t>
+      </w:r>
+      <w:r>
+        <w:rPr>
+          <w:b w:val="0"/>
+          <w:i w:val="0"/>
+        </w:rPr>
+        <w:t>: does this make the data stream better, so somebody pays for it? A feature that only answers the first is a cost. A feature that only answers the second is a survey, and he will stop opening it.</w:t>
+      </w:r>
+    </w:p>
+    <w:p>
+      <w:pPr>
+        <w:pStyle w:val="ListBullet"/>
+      </w:pPr>
+      <w:r>
+        <w:rPr>
+          <w:b w:val="0"/>
+          <w:i w:val="0"/>
+        </w:rPr>
         <w:t>A feature whose evidence column is still empty after ten interviews is a liability: it costs attention and buys nothing.</w:t>
       </w:r>
     </w:p>
@@ -15340,7 +16413,7 @@
                 <w:i w:val="0"/>
                 <w:sz w:val="16"/>
               </w:rPr>
-              <w:t>Nobody pays</w:t>
+              <w:t>No buyer exists</w:t>
             </w:r>
           </w:p>
         </w:tc>
@@ -15359,7 +16432,7 @@
                 <w:i w:val="0"/>
                 <w:sz w:val="16"/>
               </w:rPr>
-              <w:t>No budget line surfaces anywhere, and no past payment exists</w:t>
+              <w:t>No budget line surfaces anywhere, and nobody can name a current spend on collecting this data</w:t>
             </w:r>
           </w:p>
         </w:tc>
@@ -15378,7 +16451,66 @@
                 <w:i w:val="0"/>
                 <w:sz w:val="16"/>
               </w:rPr>
-              <w:t>Decide the model openly: grant, county, or a paid service to a different buyer</w:t>
+              <w:t>Keep running on grants deliberately, and hunt the buyer before adding features — or accept that this is a public good and say so</w:t>
+            </w:r>
+          </w:p>
+        </w:tc>
+      </w:tr>
+      <w:tr>
+        <w:tc>
+          <w:tcPr>
+            <w:tcW w:type="dxa" w:w="3364"/>
+          </w:tcPr>
+          <w:p>
+            <w:pPr>
+              <w:spacing w:after="20"/>
+            </w:pPr>
+            <w:r/>
+            <w:r>
+              <w:rPr>
+                <w:b w:val="0"/>
+                <w:i w:val="0"/>
+                <w:sz w:val="16"/>
+              </w:rPr>
+              <w:t>The supply decays</w:t>
+            </w:r>
+          </w:p>
+        </w:tc>
+        <w:tc>
+          <w:tcPr>
+            <w:tcW w:type="dxa" w:w="3364"/>
+          </w:tcPr>
+          <w:p>
+            <w:pPr>
+              <w:spacing w:after="20"/>
+            </w:pPr>
+            <w:r/>
+            <w:r>
+              <w:rPr>
+                <w:b w:val="0"/>
+                <w:i w:val="0"/>
+                <w:sz w:val="16"/>
+              </w:rPr>
+              <w:t>Reports arrive for a week and then stop; nobody reports without being chased</w:t>
+            </w:r>
+          </w:p>
+        </w:tc>
+        <w:tc>
+          <w:tcPr>
+            <w:tcW w:type="dxa" w:w="3364"/>
+          </w:tcPr>
+          <w:p>
+            <w:pPr>
+              <w:spacing w:after="20"/>
+            </w:pPr>
+            <w:r/>
+            <w:r>
+              <w:rPr>
+                <w:b w:val="0"/>
+                <w:i w:val="0"/>
+                <w:sz w:val="16"/>
+              </w:rPr>
+              <w:t>The value he receives is not enough to pay for his one tap: fix the value, or compensate, and re-measure</w:t>
             </w:r>
           </w:p>
         </w:tc>
@@ -16944,7 +18076,7 @@
           <w:b w:val="0"/>
           <w:i w:val="0"/>
         </w:rPr>
-        <w:t>C2. County vet / sub-county livestock officer (authority and content)</w:t>
+        <w:t>C2. County vet / sub-county livestock officer (authority, content, and likely buyer)</w:t>
       </w:r>
     </w:p>
     <w:p>
@@ -16968,7 +18100,7 @@
           <w:b w:val="0"/>
           <w:i w:val="0"/>
         </w:rPr>
-        <w:t>What do you spend on data collection per month — people, fuel, airtime?</w:t>
+        <w:t>What did you spend last month collecting data from the wards — fuel, staff time, airtime, surveys — and who did that money go to?</w:t>
       </w:r>
     </w:p>
     <w:p>
@@ -16980,7 +18112,7 @@
           <w:b w:val="0"/>
           <w:i w:val="0"/>
         </w:rPr>
-        <w:t>If a service gave you weekly ground truth on water points and pasture, would that replace or add to something you already pay for?</w:t>
+        <w:t>Have you ever bought data or a service like this: a survey firm, a CBO, a partner project? What did the contract cost, and which line paid it?</w:t>
       </w:r>
     </w:p>
     <w:p>
@@ -16992,7 +18124,7 @@
           <w:b w:val="0"/>
           <w:i w:val="0"/>
         </w:rPr>
-        <w:t>Which budget line would that come from, and when is it decided?</w:t>
+        <w:t>Which budget line would a ward-level water-and-pasture stream come from, who signs it off, and when does that cycle close?</w:t>
       </w:r>
     </w:p>
     <w:p>
@@ -17004,7 +18136,7 @@
           <w:b w:val="0"/>
           <w:i w:val="0"/>
         </w:rPr>
-        <w:t>Whose wording do you want used for tick/worm messaging — and who signs it off?</w:t>
+        <w:t>If such a stream arrived weekly, what would it replace — and what would you stop paying for?</w:t>
       </w:r>
     </w:p>
     <w:p>
@@ -17016,6 +18148,18 @@
           <w:b w:val="0"/>
           <w:i w:val="0"/>
         </w:rPr>
+        <w:t>Whose wording do you want used for tick/worm messaging — and who signs it off?</w:t>
+      </w:r>
+    </w:p>
+    <w:p>
+      <w:pPr>
+        <w:pStyle w:val="ListNumber"/>
+      </w:pPr>
+      <w:r>
+        <w:rPr>
+          <w:b w:val="0"/>
+          <w:i w:val="0"/>
+        </w:rPr>
         <w:t>What would make the county object to this service operating in the ward?</w:t>
       </w:r>
     </w:p>
@@ -17196,7 +18340,7 @@
           <w:b w:val="0"/>
           <w:i w:val="0"/>
         </w:rPr>
-        <w:t>What do you pay for that collection, and from which line?</w:t>
+        <w:t>What did the last collection round cost, and which line paid for it?</w:t>
       </w:r>
     </w:p>
     <w:p>
@@ -17208,7 +18352,7 @@
           <w:b w:val="0"/>
           <w:i w:val="0"/>
         </w:rPr>
-        <w:t>Where does our stream add something yours cannot give you?</w:t>
+        <w:t>Have you ever bought a data stream or a monitoring service? From whom, how much, and what did you have to do to get it procured?</w:t>
       </w:r>
     </w:p>
     <w:p>
@@ -17220,7 +18364,19 @@
           <w:b w:val="0"/>
           <w:i w:val="0"/>
         </w:rPr>
-        <w:t>What would you need to see before you put it into a budget or a proposal?</w:t>
+        <w:t>What would you need to see — and who would you need to convince — before putting this in a budget or a proposal?</w:t>
+      </w:r>
+    </w:p>
+    <w:p>
+      <w:pPr>
+        <w:pStyle w:val="ListNumber"/>
+      </w:pPr>
+      <w:r>
+        <w:rPr>
+          <w:b w:val="0"/>
+          <w:i w:val="0"/>
+        </w:rPr>
+        <w:t>Who else in the county or the NGO world buys this kind of data, and what do they pay?</w:t>
       </w:r>
     </w:p>
     <w:p>

--- a/docs/field/ArdaLink_Mom_Test_Field_Kit.docx
+++ b/docs/field/ArdaLink_Mom_Test_Field_Kit.docx
@@ -4681,22 +4681,692 @@
           <w:b w:val="0"/>
           <w:i w:val="0"/>
         </w:rPr>
-        <w:t>4. The interview guide (40–60 minutes)</w:t>
+        <w:t>4. The interview: 8 questions, not 60</w:t>
       </w:r>
     </w:p>
     <w:p>
       <w:r>
         <w:rPr>
+          <w:b/>
+          <w:i w:val="0"/>
+        </w:rPr>
+        <w:t>Do not read the bank aloud.</w:t>
+      </w:r>
+      <w:r>
+        <w:rPr>
           <w:b w:val="0"/>
           <w:i w:val="0"/>
         </w:rPr>
-        <w:t xml:space="preserve">After every block there is a </w:t>
-      </w:r>
+        <w:t xml:space="preserve"> An interview is eight story questions, in his language, with silence in between. Everything else in this section is what you ask </w:t>
+      </w:r>
+      <w:r>
+        <w:rPr>
+          <w:b w:val="0"/>
+          <w:i/>
+        </w:rPr>
+        <w:t>while he is telling you those stories</w:t>
+      </w:r>
+      <w:r>
+        <w:rPr>
+          <w:b w:val="0"/>
+          <w:i w:val="0"/>
+        </w:rPr>
+        <w:t>. A herder answering a list becomes a form-filler — and a form fills with polite answers.</w:t>
+      </w:r>
+    </w:p>
+    <w:p>
+      <w:r>
+        <w:rPr>
+          <w:b w:val="0"/>
+          <w:i w:val="0"/>
+        </w:rPr>
+        <w:t>The eight, in the order they work. Each one is a story he can tell, not an opinion he can agree with:</w:t>
+      </w:r>
+    </w:p>
+    <w:tbl>
+      <w:tblPr>
+        <w:tblStyle w:val="TableGrid"/>
+        <w:tblW w:type="auto" w:w="0"/>
+        <w:tblLayout w:type="autofit"/>
+        <w:tblLook w:firstColumn="1" w:firstRow="1" w:lastColumn="0" w:lastRow="0" w:noHBand="0" w:noVBand="1" w:val="04A0"/>
+      </w:tblPr>
+      <w:tblGrid>
+        <w:gridCol w:w="3364"/>
+        <w:gridCol w:w="3364"/>
+        <w:gridCol w:w="3364"/>
+      </w:tblGrid>
+      <w:tr>
+        <w:tc>
+          <w:tcPr>
+            <w:tcW w:type="dxa" w:w="3364"/>
+            <w:shd w:val="clear" w:fill="F2F2F2"/>
+          </w:tcPr>
+          <w:p>
+            <w:pPr>
+              <w:spacing w:after="20"/>
+            </w:pPr>
+            <w:r>
+              <w:rPr>
+                <w:b/>
+              </w:rPr>
+            </w:r>
+            <w:r>
+              <w:rPr>
+                <w:b/>
+                <w:i/>
+                <w:sz w:val="16"/>
+              </w:rPr>
+              <w:t>#</w:t>
+            </w:r>
+          </w:p>
+        </w:tc>
+        <w:tc>
+          <w:tcPr>
+            <w:tcW w:type="dxa" w:w="3364"/>
+            <w:shd w:val="clear" w:fill="F2F2F2"/>
+          </w:tcPr>
+          <w:p>
+            <w:pPr>
+              <w:spacing w:after="20"/>
+            </w:pPr>
+            <w:r>
+              <w:rPr>
+                <w:b/>
+              </w:rPr>
+            </w:r>
+            <w:r>
+              <w:rPr>
+                <w:b/>
+                <w:i/>
+                <w:sz w:val="16"/>
+              </w:rPr>
+              <w:t>Ask</w:t>
+            </w:r>
+          </w:p>
+        </w:tc>
+        <w:tc>
+          <w:tcPr>
+            <w:tcW w:type="dxa" w:w="3364"/>
+            <w:shd w:val="clear" w:fill="F2F2F2"/>
+          </w:tcPr>
+          <w:p>
+            <w:pPr>
+              <w:spacing w:after="20"/>
+            </w:pPr>
+            <w:r>
+              <w:rPr>
+                <w:b/>
+              </w:rPr>
+            </w:r>
+            <w:r>
+              <w:rPr>
+                <w:b/>
+                <w:i/>
+                <w:sz w:val="16"/>
+              </w:rPr>
+              <w:t>It opens</w:t>
+            </w:r>
+          </w:p>
+        </w:tc>
+      </w:tr>
+      <w:tr>
+        <w:tc>
+          <w:tcPr>
+            <w:tcW w:type="dxa" w:w="3364"/>
+          </w:tcPr>
+          <w:p>
+            <w:pPr>
+              <w:spacing w:after="20"/>
+            </w:pPr>
+            <w:r/>
+            <w:r>
+              <w:rPr>
+                <w:b w:val="0"/>
+                <w:i w:val="0"/>
+                <w:sz w:val="16"/>
+              </w:rPr>
+              <w:t>1</w:t>
+            </w:r>
+          </w:p>
+        </w:tc>
+        <w:tc>
+          <w:tcPr>
+            <w:tcW w:type="dxa" w:w="3364"/>
+          </w:tcPr>
+          <w:p>
+            <w:pPr>
+              <w:spacing w:after="20"/>
+            </w:pPr>
+            <w:r/>
+            <w:r>
+              <w:rPr>
+                <w:b w:val="0"/>
+                <w:i w:val="0"/>
+                <w:sz w:val="16"/>
+              </w:rPr>
+              <w:t>Tell me about yesterday — wake-up to bed</w:t>
+            </w:r>
+          </w:p>
+        </w:tc>
+        <w:tc>
+          <w:tcPr>
+            <w:tcW w:type="dxa" w:w="3364"/>
+          </w:tcPr>
+          <w:p>
+            <w:pPr>
+              <w:spacing w:after="20"/>
+            </w:pPr>
+            <w:r/>
+            <w:r>
+              <w:rPr>
+                <w:b w:val="0"/>
+                <w:i w:val="0"/>
+                <w:sz w:val="16"/>
+              </w:rPr>
+              <w:t>the division of labour: who holds the phone, who fetches water, who decides</w:t>
+            </w:r>
+          </w:p>
+        </w:tc>
+      </w:tr>
+      <w:tr>
+        <w:tc>
+          <w:tcPr>
+            <w:tcW w:type="dxa" w:w="3364"/>
+          </w:tcPr>
+          <w:p>
+            <w:pPr>
+              <w:spacing w:after="20"/>
+            </w:pPr>
+            <w:r/>
+            <w:r>
+              <w:rPr>
+                <w:b w:val="0"/>
+                <w:i w:val="0"/>
+                <w:sz w:val="16"/>
+              </w:rPr>
+              <w:t>2</w:t>
+            </w:r>
+          </w:p>
+        </w:tc>
+        <w:tc>
+          <w:tcPr>
+            <w:tcW w:type="dxa" w:w="3364"/>
+          </w:tcPr>
+          <w:p>
+            <w:pPr>
+              <w:spacing w:after="20"/>
+            </w:pPr>
+            <w:r/>
+            <w:r>
+              <w:rPr>
+                <w:b w:val="0"/>
+                <w:i w:val="0"/>
+                <w:sz w:val="16"/>
+              </w:rPr>
+              <w:t>The last time you moved the herd — which month, what made you decide?</w:t>
+            </w:r>
+          </w:p>
+        </w:tc>
+        <w:tc>
+          <w:tcPr>
+            <w:tcW w:type="dxa" w:w="3364"/>
+          </w:tcPr>
+          <w:p>
+            <w:pPr>
+              <w:spacing w:after="20"/>
+            </w:pPr>
+            <w:r/>
+            <w:r>
+              <w:rPr>
+                <w:b w:val="0"/>
+                <w:i w:val="0"/>
+                <w:sz w:val="16"/>
+              </w:rPr>
+              <w:t>the decision: who he asked, how long it took, what it cost</w:t>
+            </w:r>
+          </w:p>
+        </w:tc>
+      </w:tr>
+      <w:tr>
+        <w:tc>
+          <w:tcPr>
+            <w:tcW w:type="dxa" w:w="3364"/>
+          </w:tcPr>
+          <w:p>
+            <w:pPr>
+              <w:spacing w:after="20"/>
+            </w:pPr>
+            <w:r/>
+            <w:r>
+              <w:rPr>
+                <w:b w:val="0"/>
+                <w:i w:val="0"/>
+                <w:sz w:val="16"/>
+              </w:rPr>
+              <w:t>3</w:t>
+            </w:r>
+          </w:p>
+        </w:tc>
+        <w:tc>
+          <w:tcPr>
+            <w:tcW w:type="dxa" w:w="3364"/>
+          </w:tcPr>
+          <w:p>
+            <w:pPr>
+              <w:spacing w:after="20"/>
+            </w:pPr>
+            <w:r/>
+            <w:r>
+              <w:rPr>
+                <w:b w:val="0"/>
+                <w:i w:val="0"/>
+                <w:sz w:val="16"/>
+              </w:rPr>
+              <w:t>The last time you walked to water and it was not enough</w:t>
+            </w:r>
+          </w:p>
+        </w:tc>
+        <w:tc>
+          <w:tcPr>
+            <w:tcW w:type="dxa" w:w="3364"/>
+          </w:tcPr>
+          <w:p>
+            <w:pPr>
+              <w:spacing w:after="20"/>
+            </w:pPr>
+            <w:r/>
+            <w:r>
+              <w:rPr>
+                <w:b w:val="0"/>
+                <w:i w:val="0"/>
+                <w:sz w:val="16"/>
+              </w:rPr>
+              <w:t>the water failure: distance, hours, what he did next</w:t>
+            </w:r>
+          </w:p>
+        </w:tc>
+      </w:tr>
+      <w:tr>
+        <w:tc>
+          <w:tcPr>
+            <w:tcW w:type="dxa" w:w="3364"/>
+          </w:tcPr>
+          <w:p>
+            <w:pPr>
+              <w:spacing w:after="20"/>
+            </w:pPr>
+            <w:r/>
+            <w:r>
+              <w:rPr>
+                <w:b w:val="0"/>
+                <w:i w:val="0"/>
+                <w:sz w:val="16"/>
+              </w:rPr>
+              <w:t>4</w:t>
+            </w:r>
+          </w:p>
+        </w:tc>
+        <w:tc>
+          <w:tcPr>
+            <w:tcW w:type="dxa" w:w="3364"/>
+          </w:tcPr>
+          <w:p>
+            <w:pPr>
+              <w:spacing w:after="20"/>
+            </w:pPr>
+            <w:r/>
+            <w:r>
+              <w:rPr>
+                <w:b w:val="0"/>
+                <w:i w:val="0"/>
+                <w:sz w:val="16"/>
+              </w:rPr>
+              <w:t>When did the grass near your water last run out — and how did you know?</w:t>
+            </w:r>
+          </w:p>
+        </w:tc>
+        <w:tc>
+          <w:tcPr>
+            <w:tcW w:type="dxa" w:w="3364"/>
+          </w:tcPr>
+          <w:p>
+            <w:pPr>
+              <w:spacing w:after="20"/>
+            </w:pPr>
+            <w:r/>
+            <w:r>
+              <w:rPr>
+                <w:b w:val="0"/>
+                <w:i w:val="0"/>
+                <w:sz w:val="16"/>
+              </w:rPr>
+              <w:t>pasture: who saw it, what he tried, what he lost</w:t>
+            </w:r>
+          </w:p>
+        </w:tc>
+      </w:tr>
+      <w:tr>
+        <w:tc>
+          <w:tcPr>
+            <w:tcW w:type="dxa" w:w="3364"/>
+          </w:tcPr>
+          <w:p>
+            <w:pPr>
+              <w:spacing w:after="20"/>
+            </w:pPr>
+            <w:r/>
+            <w:r>
+              <w:rPr>
+                <w:b w:val="0"/>
+                <w:i w:val="0"/>
+                <w:sz w:val="16"/>
+              </w:rPr>
+              <w:t>5</w:t>
+            </w:r>
+          </w:p>
+        </w:tc>
+        <w:tc>
+          <w:tcPr>
+            <w:tcW w:type="dxa" w:w="3364"/>
+          </w:tcPr>
+          <w:p>
+            <w:pPr>
+              <w:spacing w:after="20"/>
+            </w:pPr>
+            <w:r/>
+            <w:r>
+              <w:rPr>
+                <w:b w:val="0"/>
+                <w:i w:val="0"/>
+                <w:sz w:val="16"/>
+              </w:rPr>
+              <w:t>The last time you found ticks or worms — what did you buy, at what price?</w:t>
+            </w:r>
+          </w:p>
+        </w:tc>
+        <w:tc>
+          <w:tcPr>
+            <w:tcW w:type="dxa" w:w="3364"/>
+          </w:tcPr>
+          <w:p>
+            <w:pPr>
+              <w:spacing w:after="20"/>
+            </w:pPr>
+            <w:r/>
+            <w:r>
+              <w:rPr>
+                <w:b w:val="0"/>
+                <w:i w:val="0"/>
+                <w:sz w:val="16"/>
+              </w:rPr>
+              <w:t>health spend, and who he trusts</w:t>
+            </w:r>
+          </w:p>
+        </w:tc>
+      </w:tr>
+      <w:tr>
+        <w:tc>
+          <w:tcPr>
+            <w:tcW w:type="dxa" w:w="3364"/>
+          </w:tcPr>
+          <w:p>
+            <w:pPr>
+              <w:spacing w:after="20"/>
+            </w:pPr>
+            <w:r/>
+            <w:r>
+              <w:rPr>
+                <w:b w:val="0"/>
+                <w:i w:val="0"/>
+                <w:sz w:val="16"/>
+              </w:rPr>
+              <w:t>6</w:t>
+            </w:r>
+          </w:p>
+        </w:tc>
+        <w:tc>
+          <w:tcPr>
+            <w:tcW w:type="dxa" w:w="3364"/>
+          </w:tcPr>
+          <w:p>
+            <w:pPr>
+              <w:spacing w:after="20"/>
+            </w:pPr>
+            <w:r/>
+            <w:r>
+              <w:rPr>
+                <w:b w:val="0"/>
+                <w:i w:val="0"/>
+                <w:sz w:val="16"/>
+              </w:rPr>
+              <w:t>Where do you get news of rain and grazing — and what has been wrong?</w:t>
+            </w:r>
+          </w:p>
+        </w:tc>
+        <w:tc>
+          <w:tcPr>
+            <w:tcW w:type="dxa" w:w="3364"/>
+          </w:tcPr>
+          <w:p>
+            <w:pPr>
+              <w:spacing w:after="20"/>
+            </w:pPr>
+            <w:r/>
+            <w:r>
+              <w:rPr>
+                <w:b w:val="0"/>
+                <w:i w:val="0"/>
+                <w:sz w:val="16"/>
+              </w:rPr>
+              <w:t>the incumbent sources, and their failures</w:t>
+            </w:r>
+          </w:p>
+        </w:tc>
+      </w:tr>
+      <w:tr>
+        <w:tc>
+          <w:tcPr>
+            <w:tcW w:type="dxa" w:w="3364"/>
+          </w:tcPr>
+          <w:p>
+            <w:pPr>
+              <w:spacing w:after="20"/>
+            </w:pPr>
+            <w:r/>
+            <w:r>
+              <w:rPr>
+                <w:b w:val="0"/>
+                <w:i w:val="0"/>
+                <w:sz w:val="16"/>
+              </w:rPr>
+              <w:t>7</w:t>
+            </w:r>
+          </w:p>
+        </w:tc>
+        <w:tc>
+          <w:tcPr>
+            <w:tcW w:type="dxa" w:w="3364"/>
+          </w:tcPr>
+          <w:p>
+            <w:pPr>
+              <w:spacing w:after="20"/>
+            </w:pPr>
+            <w:r/>
+            <w:r>
+              <w:rPr>
+                <w:b w:val="0"/>
+                <w:i w:val="0"/>
+                <w:sz w:val="16"/>
+              </w:rPr>
+              <w:t>Show me your phone: what do you do with a message you do not understand?</w:t>
+            </w:r>
+          </w:p>
+        </w:tc>
+        <w:tc>
+          <w:tcPr>
+            <w:tcW w:type="dxa" w:w="3364"/>
+          </w:tcPr>
+          <w:p>
+            <w:pPr>
+              <w:spacing w:after="20"/>
+            </w:pPr>
+            <w:r/>
+            <w:r>
+              <w:rPr>
+                <w:b w:val="0"/>
+                <w:i w:val="0"/>
+                <w:sz w:val="16"/>
+              </w:rPr>
+              <w:t>literacy, voice, network, charging, shared phones</w:t>
+            </w:r>
+          </w:p>
+        </w:tc>
+      </w:tr>
+      <w:tr>
+        <w:tc>
+          <w:tcPr>
+            <w:tcW w:type="dxa" w:w="3364"/>
+          </w:tcPr>
+          <w:p>
+            <w:pPr>
+              <w:spacing w:after="20"/>
+            </w:pPr>
+            <w:r/>
+            <w:r>
+              <w:rPr>
+                <w:b w:val="0"/>
+                <w:i w:val="0"/>
+                <w:sz w:val="16"/>
+              </w:rPr>
+              <w:t>8</w:t>
+            </w:r>
+          </w:p>
+        </w:tc>
+        <w:tc>
+          <w:tcPr>
+            <w:tcW w:type="dxa" w:w="3364"/>
+          </w:tcPr>
+          <w:p>
+            <w:pPr>
+              <w:spacing w:after="20"/>
+            </w:pPr>
+            <w:r/>
+            <w:r>
+              <w:rPr>
+                <w:b w:val="0"/>
+                <w:i w:val="0"/>
+                <w:sz w:val="16"/>
+              </w:rPr>
+              <w:t>If I asked you now, could you send one message about the water here?</w:t>
+            </w:r>
+          </w:p>
+        </w:tc>
+        <w:tc>
+          <w:tcPr>
+            <w:tcW w:type="dxa" w:w="3364"/>
+          </w:tcPr>
+          <w:p>
+            <w:pPr>
+              <w:spacing w:after="20"/>
+            </w:pPr>
+            <w:r/>
+            <w:r>
+              <w:rPr>
+                <w:b w:val="0"/>
+                <w:i w:val="0"/>
+                <w:sz w:val="16"/>
+              </w:rPr>
+              <w:t>the supply side: one tap, and how trust travels in the group</w:t>
+            </w:r>
+          </w:p>
+        </w:tc>
+      </w:tr>
+    </w:tbl>
+    <w:p/>
+    <w:p>
+      <w:r>
+        <w:rPr>
+          <w:b w:val="0"/>
+          <w:i w:val="0"/>
+        </w:rPr>
+        <w:t xml:space="preserve">Then the close (three asks), then twenty minutes alone with the notes. The one-page version is </w:t>
+      </w:r>
+      <w:r>
+        <w:rPr>
+          <w:rFonts w:ascii="Consolas" w:hAnsi="Consolas"/>
+          <w:b w:val="0"/>
+          <w:i w:val="0"/>
+          <w:sz w:val="19"/>
+        </w:rPr>
+        <w:t>ArdaLink_Mom_Test_Questions.pdf</w:t>
+      </w:r>
+      <w:r>
+        <w:rPr>
+          <w:b w:val="0"/>
+          <w:i w:val="0"/>
+        </w:rPr>
+        <w:t xml:space="preserve"> — that is what you carry.</w:t>
+      </w:r>
+    </w:p>
+    <w:p>
       <w:r>
         <w:rPr>
           <w:b/>
           <w:i w:val="0"/>
         </w:rPr>
+        <w:t>Everything below is the question bank:</w:t>
+      </w:r>
+      <w:r>
+        <w:rPr>
+          <w:b w:val="0"/>
+          <w:i w:val="0"/>
+        </w:rPr>
+        <w:t xml:space="preserve"> the follow-ups, and the coverage list. Use it </w:t>
+      </w:r>
+      <w:r>
+        <w:rPr>
+          <w:b w:val="0"/>
+          <w:i/>
+        </w:rPr>
+        <w:t>after</w:t>
+      </w:r>
+      <w:r>
+        <w:rPr>
+          <w:b w:val="0"/>
+          <w:i w:val="0"/>
+        </w:rPr>
+        <w:t xml:space="preserve"> the conversation, to see which block the conversation did not reach and to record what you heard (also in </w:t>
+      </w:r>
+      <w:r>
+        <w:rPr>
+          <w:rFonts w:ascii="Consolas" w:hAnsi="Consolas"/>
+          <w:b w:val="0"/>
+          <w:i w:val="0"/>
+          <w:sz w:val="19"/>
+        </w:rPr>
+        <w:t>ArdaLink_Mom_Test_Question_Bank.pdf</w:t>
+      </w:r>
+      <w:r>
+        <w:rPr>
+          <w:b w:val="0"/>
+          <w:i w:val="0"/>
+        </w:rPr>
+        <w:t>). The numbering is shared, so a note tagged "D19" means the same thing in your notebook, in the bank, and in the tracker.</w:t>
+      </w:r>
+    </w:p>
+    <w:p>
+      <w:r>
+        <w:rPr>
+          <w:b w:val="0"/>
+          <w:i w:val="0"/>
+        </w:rPr>
+        <w:t xml:space="preserve">After each block there is a </w:t>
+      </w:r>
+      <w:r>
+        <w:rPr>
+          <w:b/>
+          <w:i w:val="0"/>
+        </w:rPr>
         <w:t>Listen for</w:t>
       </w:r>
       <w:r>
@@ -4704,7 +5374,7 @@
           <w:b w:val="0"/>
           <w:i w:val="0"/>
         </w:rPr>
-        <w:t xml:space="preserve"> line: that is what counts as evidence. And an </w:t>
+        <w:t xml:space="preserve"> line — what counts as evidence — and an </w:t>
       </w:r>
       <w:r>
         <w:rPr>
@@ -4718,7 +5388,7 @@
           <w:b w:val="0"/>
           <w:i w:val="0"/>
         </w:rPr>
-        <w:t xml:space="preserve"> line: that is the trap that fills notebooks with nothing.</w:t>
+        <w:t xml:space="preserve"> line: the trap that fills notebooks with nothing.</w:t>
       </w:r>
     </w:p>
     <w:p>
